--- a/public/templates/command-center/Aurixa_Portfolio_Review_Report.docx
+++ b/public/templates/command-center/Aurixa_Portfolio_Review_Report.docx
@@ -526,7 +526,7 @@
         <w:keepLines/>
         <w:pageBreakBefore w:val="0"/>
         <w:widowControl w:val="1"/>
-        <w:spacing w:before="0" w:after="0" w:line="160" w:lineRule="exact"/>
+        <w:spacing w:before="0" w:after="0" w:line="3231" w:lineRule="exact"/>
       </w:pPr>
       <w:r>
         <w:rPr>
@@ -581,7 +581,7 @@
           </w:tcPr>
           <w:p>
             <w:pPr>
-              <w:keepNext w:val="0"/>
+              <w:keepNext/>
               <w:keepLines/>
               <w:pageBreakBefore w:val="0"/>
               <w:widowControl w:val="1"/>
@@ -622,7 +622,7 @@
           </w:tcPr>
           <w:p>
             <w:pPr>
-              <w:keepNext w:val="0"/>
+              <w:keepNext/>
               <w:keepLines/>
               <w:pageBreakBefore w:val="0"/>
               <w:widowControl w:val="1"/>
@@ -661,7 +661,7 @@
           </w:tcPr>
           <w:p>
             <w:pPr>
-              <w:keepNext w:val="0"/>
+              <w:keepNext/>
               <w:keepLines/>
               <w:pageBreakBefore w:val="0"/>
               <w:widowControl w:val="1"/>
@@ -702,7 +702,7 @@
           </w:tcPr>
           <w:p>
             <w:pPr>
-              <w:keepNext w:val="0"/>
+              <w:keepNext/>
               <w:keepLines/>
               <w:pageBreakBefore w:val="0"/>
               <w:widowControl w:val="1"/>
@@ -747,7 +747,7 @@
           </w:tcPr>
           <w:p>
             <w:pPr>
-              <w:keepNext w:val="0"/>
+              <w:keepNext/>
               <w:keepLines/>
               <w:pageBreakBefore w:val="0"/>
               <w:widowControl w:val="1"/>
@@ -788,7 +788,7 @@
           </w:tcPr>
           <w:p>
             <w:pPr>
-              <w:keepNext w:val="0"/>
+              <w:keepNext/>
               <w:keepLines/>
               <w:pageBreakBefore w:val="0"/>
               <w:widowControl w:val="1"/>
@@ -827,7 +827,7 @@
           </w:tcPr>
           <w:p>
             <w:pPr>
-              <w:keepNext w:val="0"/>
+              <w:keepNext/>
               <w:keepLines/>
               <w:pageBreakBefore w:val="0"/>
               <w:widowControl w:val="1"/>
@@ -868,7 +868,7 @@
           </w:tcPr>
           <w:p>
             <w:pPr>
-              <w:keepNext w:val="0"/>
+              <w:keepNext/>
               <w:keepLines/>
               <w:pageBreakBefore w:val="0"/>
               <w:widowControl w:val="1"/>
@@ -1057,21 +1057,9 @@
     </w:tbl>
     <w:p>
       <w:pPr>
-        <w:keepNext w:val="0"/>
-        <w:keepLines/>
-        <w:pageBreakBefore w:val="0"/>
-        <w:widowControl w:val="1"/>
-        <w:spacing w:before="0" w:after="0"/>
-      </w:pPr>
-      <w:r>
-        <w:br w:type="page"/>
-      </w:r>
-    </w:p>
-    <w:p>
-      <w:pPr>
         <w:keepNext/>
         <w:keepLines/>
-        <w:pageBreakBefore w:val="0"/>
+        <w:pageBreakBefore w:val="1"/>
         <w:widowControl w:val="1"/>
         <w:spacing w:before="0" w:after="60"/>
       </w:pPr>
@@ -1393,21 +1381,9 @@
     </w:p>
     <w:p>
       <w:pPr>
-        <w:keepNext w:val="0"/>
-        <w:keepLines/>
-        <w:pageBreakBefore w:val="0"/>
-        <w:widowControl w:val="1"/>
-        <w:spacing w:before="0" w:after="0"/>
-      </w:pPr>
-      <w:r>
-        <w:br w:type="page"/>
-      </w:r>
-    </w:p>
-    <w:p>
-      <w:pPr>
         <w:keepNext/>
         <w:keepLines/>
-        <w:pageBreakBefore w:val="0"/>
+        <w:pageBreakBefore w:val="1"/>
         <w:widowControl w:val="1"/>
         <w:spacing w:before="0" w:after="60"/>
       </w:pPr>
@@ -2233,18 +2209,6 @@
     </w:tbl>
     <w:p>
       <w:pPr>
-        <w:keepNext w:val="0"/>
-        <w:keepLines/>
-        <w:pageBreakBefore w:val="0"/>
-        <w:widowControl w:val="1"/>
-        <w:spacing w:before="0" w:after="0"/>
-      </w:pPr>
-      <w:r>
-        <w:br w:type="page"/>
-      </w:r>
-    </w:p>
-    <w:p>
-      <w:pPr>
         <w:keepNext/>
         <w:keepLines/>
         <w:pageBreakBefore w:val="0"/>
@@ -2540,7 +2504,7 @@
           </w:tcPr>
           <w:p>
             <w:pPr>
-              <w:keepNext w:val="0"/>
+              <w:keepNext/>
               <w:keepLines/>
               <w:pageBreakBefore w:val="0"/>
               <w:widowControl w:val="1"/>
@@ -2654,7 +2618,11 @@
               </w:tc>
             </w:tr>
           </w:tbl>
-          <w:p/>
+          <w:p>
+            <w:pPr>
+              <w:keepNext/>
+            </w:pPr>
+          </w:p>
         </w:tc>
         <w:tc>
           <w:tcPr>
@@ -2675,7 +2643,7 @@
           </w:tcPr>
           <w:p>
             <w:pPr>
-              <w:keepNext w:val="0"/>
+              <w:keepNext/>
               <w:keepLines/>
               <w:pageBreakBefore w:val="0"/>
               <w:widowControl w:val="1"/>
@@ -2720,7 +2688,7 @@
           </w:tcPr>
           <w:p>
             <w:pPr>
-              <w:keepNext w:val="0"/>
+              <w:keepNext/>
               <w:keepLines/>
               <w:pageBreakBefore w:val="0"/>
               <w:widowControl w:val="1"/>
@@ -2834,7 +2802,11 @@
               </w:tc>
             </w:tr>
           </w:tbl>
-          <w:p/>
+          <w:p>
+            <w:pPr>
+              <w:keepNext/>
+            </w:pPr>
+          </w:p>
         </w:tc>
         <w:tc>
           <w:tcPr>
@@ -2855,7 +2827,7 @@
           </w:tcPr>
           <w:p>
             <w:pPr>
-              <w:keepNext w:val="0"/>
+              <w:keepNext/>
               <w:keepLines/>
               <w:pageBreakBefore w:val="0"/>
               <w:widowControl w:val="1"/>
@@ -2900,7 +2872,7 @@
           </w:tcPr>
           <w:p>
             <w:pPr>
-              <w:keepNext w:val="0"/>
+              <w:keepNext/>
               <w:keepLines/>
               <w:pageBreakBefore w:val="0"/>
               <w:widowControl w:val="1"/>
@@ -3014,7 +2986,11 @@
               </w:tc>
             </w:tr>
           </w:tbl>
-          <w:p/>
+          <w:p>
+            <w:pPr>
+              <w:keepNext/>
+            </w:pPr>
+          </w:p>
         </w:tc>
         <w:tc>
           <w:tcPr>
@@ -3035,7 +3011,7 @@
           </w:tcPr>
           <w:p>
             <w:pPr>
-              <w:keepNext w:val="0"/>
+              <w:keepNext/>
               <w:keepLines/>
               <w:pageBreakBefore w:val="0"/>
               <w:widowControl w:val="1"/>
@@ -3080,7 +3056,7 @@
           </w:tcPr>
           <w:p>
             <w:pPr>
-              <w:keepNext w:val="0"/>
+              <w:keepNext/>
               <w:keepLines/>
               <w:pageBreakBefore w:val="0"/>
               <w:widowControl w:val="1"/>
@@ -3194,7 +3170,11 @@
               </w:tc>
             </w:tr>
           </w:tbl>
-          <w:p/>
+          <w:p>
+            <w:pPr>
+              <w:keepNext/>
+            </w:pPr>
+          </w:p>
         </w:tc>
         <w:tc>
           <w:tcPr>
@@ -3215,7 +3195,7 @@
           </w:tcPr>
           <w:p>
             <w:pPr>
-              <w:keepNext w:val="0"/>
+              <w:keepNext/>
               <w:keepLines/>
               <w:pageBreakBefore w:val="0"/>
               <w:widowControl w:val="1"/>
@@ -5069,7 +5049,7 @@
           </w:tcPr>
           <w:p>
             <w:pPr>
-              <w:keepNext w:val="0"/>
+              <w:keepNext/>
               <w:keepLines/>
               <w:pageBreakBefore w:val="0"/>
               <w:widowControl w:val="1"/>
@@ -5108,7 +5088,7 @@
           </w:tcPr>
           <w:p>
             <w:pPr>
-              <w:keepNext w:val="0"/>
+              <w:keepNext/>
               <w:keepLines/>
               <w:pageBreakBefore w:val="0"/>
               <w:widowControl w:val="1"/>
@@ -5136,7 +5116,7 @@
           </w:tcPr>
           <w:p>
             <w:pPr>
-              <w:keepNext w:val="0"/>
+              <w:keepNext/>
               <w:keepLines/>
               <w:pageBreakBefore w:val="0"/>
               <w:widowControl w:val="1"/>
@@ -5176,7 +5156,7 @@
           </w:tcPr>
           <w:p>
             <w:pPr>
-              <w:keepNext w:val="0"/>
+              <w:keepNext/>
               <w:keepLines/>
               <w:pageBreakBefore w:val="0"/>
               <w:widowControl w:val="1"/>
@@ -5216,7 +5196,7 @@
           </w:tcPr>
           <w:p>
             <w:pPr>
-              <w:keepNext w:val="0"/>
+              <w:keepNext/>
               <w:keepLines/>
               <w:pageBreakBefore w:val="0"/>
               <w:widowControl w:val="1"/>
@@ -5256,7 +5236,7 @@
           </w:tcPr>
           <w:p>
             <w:pPr>
-              <w:keepNext w:val="0"/>
+              <w:keepNext/>
               <w:keepLines/>
               <w:pageBreakBefore w:val="0"/>
               <w:widowControl w:val="1"/>
@@ -5296,7 +5276,7 @@
           </w:tcPr>
           <w:p>
             <w:pPr>
-              <w:keepNext w:val="0"/>
+              <w:keepNext/>
               <w:keepLines/>
               <w:pageBreakBefore w:val="0"/>
               <w:widowControl w:val="1"/>
@@ -5336,7 +5316,7 @@
           </w:tcPr>
           <w:p>
             <w:pPr>
-              <w:keepNext w:val="0"/>
+              <w:keepNext/>
               <w:keepLines/>
               <w:pageBreakBefore w:val="0"/>
               <w:widowControl w:val="1"/>
@@ -5376,18 +5356,6 @@
           <w:u w:val="none"/>
         </w:rPr>
         <w:t>21 Test Road's LVR exceeds 100% because the facility was drawn to fund acquisition costs and the asset has appreciated only 1.6% since purchase.</w:t>
-      </w:r>
-    </w:p>
-    <w:p>
-      <w:pPr>
-        <w:keepNext w:val="0"/>
-        <w:keepLines/>
-        <w:pageBreakBefore w:val="0"/>
-        <w:widowControl w:val="1"/>
-        <w:spacing w:before="0" w:after="0"/>
-      </w:pPr>
-      <w:r>
-        <w:br w:type="page"/>
       </w:r>
     </w:p>
     <w:p>
@@ -7257,7 +7225,7 @@
           </w:tcPr>
           <w:p>
             <w:pPr>
-              <w:keepNext w:val="0"/>
+              <w:keepNext/>
               <w:keepLines/>
               <w:pageBreakBefore w:val="0"/>
               <w:widowControl w:val="1"/>
@@ -7285,7 +7253,7 @@
           </w:tcPr>
           <w:p>
             <w:pPr>
-              <w:keepNext w:val="0"/>
+              <w:keepNext/>
               <w:keepLines/>
               <w:pageBreakBefore w:val="0"/>
               <w:widowControl w:val="1"/>
@@ -7324,7 +7292,7 @@
           </w:tcPr>
           <w:p>
             <w:pPr>
-              <w:keepNext w:val="0"/>
+              <w:keepNext/>
               <w:keepLines/>
               <w:pageBreakBefore w:val="0"/>
               <w:widowControl w:val="1"/>
@@ -7364,7 +7332,7 @@
           </w:tcPr>
           <w:p>
             <w:pPr>
-              <w:keepNext w:val="0"/>
+              <w:keepNext/>
               <w:keepLines/>
               <w:pageBreakBefore w:val="0"/>
               <w:widowControl w:val="1"/>
@@ -7404,7 +7372,7 @@
           </w:tcPr>
           <w:p>
             <w:pPr>
-              <w:keepNext w:val="0"/>
+              <w:keepNext/>
               <w:keepLines/>
               <w:pageBreakBefore w:val="0"/>
               <w:widowControl w:val="1"/>
@@ -7444,7 +7412,7 @@
           </w:tcPr>
           <w:p>
             <w:pPr>
-              <w:keepNext w:val="0"/>
+              <w:keepNext/>
               <w:keepLines/>
               <w:pageBreakBefore w:val="0"/>
               <w:widowControl w:val="1"/>
@@ -7472,7 +7440,7 @@
           </w:tcPr>
           <w:p>
             <w:pPr>
-              <w:keepNext w:val="0"/>
+              <w:keepNext/>
               <w:keepLines/>
               <w:pageBreakBefore w:val="0"/>
               <w:widowControl w:val="1"/>
@@ -8980,18 +8948,6 @@
     </w:tbl>
     <w:p>
       <w:pPr>
-        <w:keepNext w:val="0"/>
-        <w:keepLines/>
-        <w:pageBreakBefore w:val="0"/>
-        <w:widowControl w:val="1"/>
-        <w:spacing w:before="0" w:after="0"/>
-      </w:pPr>
-      <w:r>
-        <w:br w:type="page"/>
-      </w:r>
-    </w:p>
-    <w:p>
-      <w:pPr>
         <w:keepNext/>
         <w:keepLines/>
         <w:pageBreakBefore w:val="0"/>
@@ -11353,21 +11309,9 @@
     </w:tbl>
     <w:p>
       <w:pPr>
-        <w:keepNext w:val="0"/>
-        <w:keepLines/>
-        <w:pageBreakBefore w:val="0"/>
-        <w:widowControl w:val="1"/>
-        <w:spacing w:before="0" w:after="0"/>
-      </w:pPr>
-      <w:r>
-        <w:br w:type="page"/>
-      </w:r>
-    </w:p>
-    <w:p>
-      <w:pPr>
         <w:keepNext/>
         <w:keepLines/>
-        <w:pageBreakBefore w:val="0"/>
+        <w:pageBreakBefore w:val="1"/>
         <w:widowControl w:val="1"/>
         <w:spacing w:before="0" w:after="60"/>
       </w:pPr>
